--- a/templates/record_book_template.docx
+++ b/templates/record_book_template.docx
@@ -227,8 +227,6 @@
         </w:rPr>
         <w:t xml:space="preserve"> }}</w:t>
       </w:r>
-      <w:bookmarkStart w:id="0" w:name="_GoBack"/>
-      <w:bookmarkEnd w:id="0"/>
     </w:p>
     <w:p>
       <w:pPr>
@@ -236,6 +234,7 @@
         <w:rPr>
           <w:rFonts w:ascii="Bahnschrift SemiLight" w:hAnsi="Bahnschrift SemiLight"/>
           <w:sz w:val="24"/>
+          <w:lang w:val="en-US"/>
         </w:rPr>
       </w:pPr>
       <w:r>
@@ -243,30 +242,46 @@
           <w:rFonts w:ascii="Bahnschrift SemiLight" w:hAnsi="Bahnschrift SemiLight"/>
           <w:sz w:val="24"/>
         </w:rPr>
-        <w:t xml:space="preserve">Направление подготовки: </w:t>
+        <w:t>Направление</w:t>
+      </w:r>
+      <w:r>
+        <w:rPr>
+          <w:rFonts w:ascii="Bahnschrift SemiLight" w:hAnsi="Bahnschrift SemiLight"/>
+          <w:sz w:val="24"/>
+          <w:lang w:val="en-US"/>
+        </w:rPr>
+        <w:t xml:space="preserve"> </w:t>
+      </w:r>
+      <w:r>
+        <w:rPr>
+          <w:rFonts w:ascii="Bahnschrift SemiLight" w:hAnsi="Bahnschrift SemiLight"/>
+          <w:sz w:val="24"/>
+        </w:rPr>
+        <w:t>подготовки</w:t>
+      </w:r>
+      <w:r>
+        <w:rPr>
+          <w:rFonts w:ascii="Bahnschrift SemiLight" w:hAnsi="Bahnschrift SemiLight"/>
+          <w:sz w:val="24"/>
+          <w:lang w:val="en-US"/>
+        </w:rPr>
+        <w:t xml:space="preserve">: </w:t>
       </w:r>
       <w:proofErr w:type="gramStart"/>
       <w:r>
         <w:rPr>
           <w:rFonts w:ascii="Bahnschrift SemiLight" w:hAnsi="Bahnschrift SemiLight"/>
           <w:sz w:val="24"/>
-        </w:rPr>
-        <w:t xml:space="preserve">{{ </w:t>
-      </w:r>
-      <w:proofErr w:type="spellStart"/>
-      <w:r>
-        <w:rPr>
-          <w:rFonts w:ascii="Bahnschrift SemiLight" w:hAnsi="Bahnschrift SemiLight"/>
-          <w:sz w:val="24"/>
-        </w:rPr>
-        <w:t>program</w:t>
-      </w:r>
-      <w:proofErr w:type="spellEnd"/>
+          <w:lang w:val="en-US"/>
+        </w:rPr>
+        <w:t>{{ program</w:t>
+      </w:r>
       <w:proofErr w:type="gramEnd"/>
       <w:r>
         <w:rPr>
           <w:rFonts w:ascii="Bahnschrift SemiLight" w:hAnsi="Bahnschrift SemiLight"/>
           <w:sz w:val="24"/>
+          <w:lang w:val="en-US"/>
         </w:rPr>
         <w:t xml:space="preserve"> }}</w:t>
       </w:r>
@@ -277,6 +292,7 @@
         <w:rPr>
           <w:rFonts w:ascii="Bahnschrift SemiLight" w:hAnsi="Bahnschrift SemiLight"/>
           <w:sz w:val="24"/>
+          <w:lang w:val="en-US"/>
         </w:rPr>
       </w:pPr>
       <w:r>
@@ -351,6 +367,7 @@
         <w:jc w:val="center"/>
         <w:rPr>
           <w:rFonts w:ascii="Arial Black" w:hAnsi="Arial Black"/>
+          <w:lang w:val="en-US"/>
         </w:rPr>
       </w:pPr>
       <w:r>
@@ -435,12 +452,14 @@
         <w:rPr>
           <w:rFonts w:ascii="Bahnschrift SemiLight" w:hAnsi="Bahnschrift SemiLight"/>
           <w:sz w:val="24"/>
+          <w:lang w:val="en-US"/>
         </w:rPr>
       </w:pPr>
       <w:r>
         <w:rPr>
           <w:rFonts w:ascii="Bahnschrift SemiLight" w:hAnsi="Bahnschrift SemiLight"/>
           <w:sz w:val="24"/>
+          <w:lang w:val="en-US"/>
         </w:rPr>
         <w:tab/>
       </w:r>
@@ -528,6 +547,7 @@
           <w:lang w:val="en-US"/>
         </w:rPr>
       </w:pPr>
+      <w:bookmarkStart w:id="0" w:name="_GoBack"/>
       <w:r>
         <w:rPr>
           <w:rFonts w:ascii="Bahnschrift SemiLight" w:hAnsi="Bahnschrift SemiLight"/>
@@ -555,114 +575,422 @@
         <w:t xml:space="preserve"> %}</w:t>
       </w:r>
     </w:p>
-    <w:p>
-      <w:pPr>
-        <w:jc w:val="both"/>
-        <w:rPr>
-          <w:rFonts w:ascii="Bahnschrift SemiLight" w:hAnsi="Bahnschrift SemiLight"/>
-          <w:sz w:val="24"/>
-          <w:lang w:val="en-US"/>
-        </w:rPr>
-      </w:pPr>
-      <w:r>
-        <w:rPr>
-          <w:rFonts w:ascii="Bahnschrift SemiLight" w:hAnsi="Bahnschrift SemiLight"/>
-          <w:sz w:val="24"/>
-          <w:lang w:val="en-US"/>
-        </w:rPr>
-        <w:t xml:space="preserve">- {{ </w:t>
-      </w:r>
-      <w:proofErr w:type="spellStart"/>
-      <w:r>
-        <w:rPr>
-          <w:rFonts w:ascii="Bahnschrift SemiLight" w:hAnsi="Bahnschrift SemiLight"/>
-          <w:sz w:val="24"/>
-          <w:lang w:val="en-US"/>
-        </w:rPr>
-        <w:t>grade.discipline</w:t>
-      </w:r>
-      <w:proofErr w:type="spellEnd"/>
-      <w:r>
-        <w:rPr>
-          <w:rFonts w:ascii="Bahnschrift SemiLight" w:hAnsi="Bahnschrift SemiLight"/>
-          <w:sz w:val="24"/>
-          <w:lang w:val="en-US"/>
-        </w:rPr>
-        <w:t xml:space="preserve"> }}: {{ </w:t>
-      </w:r>
-      <w:proofErr w:type="spellStart"/>
-      <w:r>
-        <w:rPr>
-          <w:rFonts w:ascii="Bahnschrift SemiLight" w:hAnsi="Bahnschrift SemiLight"/>
-          <w:sz w:val="24"/>
-          <w:lang w:val="en-US"/>
-        </w:rPr>
-        <w:t>grade.grade</w:t>
-      </w:r>
-      <w:proofErr w:type="spellEnd"/>
-      <w:r>
-        <w:rPr>
-          <w:rFonts w:ascii="Bahnschrift SemiLight" w:hAnsi="Bahnschrift SemiLight"/>
-          <w:sz w:val="24"/>
-          <w:lang w:val="en-US"/>
-        </w:rPr>
-        <w:t xml:space="preserve"> }} ({{ </w:t>
-      </w:r>
-      <w:proofErr w:type="spellStart"/>
-      <w:r>
-        <w:rPr>
-          <w:rFonts w:ascii="Bahnschrift SemiLight" w:hAnsi="Bahnschrift SemiLight"/>
-          <w:sz w:val="24"/>
-          <w:lang w:val="en-US"/>
-        </w:rPr>
-        <w:t>grade.type</w:t>
-      </w:r>
-      <w:proofErr w:type="spellEnd"/>
-      <w:r>
-        <w:rPr>
-          <w:rFonts w:ascii="Bahnschrift SemiLight" w:hAnsi="Bahnschrift SemiLight"/>
-          <w:sz w:val="24"/>
-          <w:lang w:val="en-US"/>
-        </w:rPr>
-        <w:t xml:space="preserve"> }}) - {{ </w:t>
-      </w:r>
-      <w:proofErr w:type="spellStart"/>
-      <w:r>
-        <w:rPr>
-          <w:rFonts w:ascii="Bahnschrift SemiLight" w:hAnsi="Bahnschrift SemiLight"/>
-          <w:sz w:val="24"/>
-          <w:lang w:val="en-US"/>
-        </w:rPr>
-        <w:t>grade.date</w:t>
-      </w:r>
-      <w:proofErr w:type="spellEnd"/>
-      <w:r>
-        <w:rPr>
-          <w:rFonts w:ascii="Bahnschrift SemiLight" w:hAnsi="Bahnschrift SemiLight"/>
-          <w:sz w:val="24"/>
-          <w:lang w:val="en-US"/>
-        </w:rPr>
-        <w:t xml:space="preserve"> }} - {{ </w:t>
-      </w:r>
-      <w:proofErr w:type="spellStart"/>
-      <w:r>
-        <w:rPr>
-          <w:rFonts w:ascii="Bahnschrift SemiLight" w:hAnsi="Bahnschrift SemiLight"/>
-          <w:sz w:val="24"/>
-          <w:lang w:val="en-US"/>
-        </w:rPr>
-        <w:t>grade.teacher</w:t>
-      </w:r>
-      <w:proofErr w:type="spellEnd"/>
-      <w:r>
-        <w:rPr>
-          <w:rFonts w:ascii="Bahnschrift SemiLight" w:hAnsi="Bahnschrift SemiLight"/>
-          <w:sz w:val="24"/>
-          <w:lang w:val="en-US"/>
-        </w:rPr>
-        <w:t xml:space="preserve"> }}</w:t>
-      </w:r>
-    </w:p>
+    <w:tbl>
+      <w:tblPr>
+        <w:tblStyle w:val="a3"/>
+        <w:tblW w:w="0" w:type="auto"/>
+        <w:tblLook w:val="04A0" w:firstRow="1" w:lastRow="0" w:firstColumn="1" w:lastColumn="0" w:noHBand="0" w:noVBand="1"/>
+      </w:tblPr>
+      <w:tblGrid>
+        <w:gridCol w:w="2030"/>
+        <w:gridCol w:w="1745"/>
+        <w:gridCol w:w="1744"/>
+        <w:gridCol w:w="1870"/>
+        <w:gridCol w:w="1956"/>
+      </w:tblGrid>
+      <w:tr>
+        <w:tc>
+          <w:tcPr>
+            <w:tcW w:w="2129" w:type="dxa"/>
+          </w:tcPr>
+          <w:bookmarkEnd w:id="0"/>
+          <w:p>
+            <w:pPr>
+              <w:jc w:val="both"/>
+              <w:rPr>
+                <w:rFonts w:ascii="Bahnschrift SemiLight" w:hAnsi="Bahnschrift SemiLight"/>
+                <w:b/>
+                <w:sz w:val="24"/>
+              </w:rPr>
+            </w:pPr>
+            <w:r>
+              <w:rPr>
+                <w:rFonts w:ascii="Bahnschrift SemiLight" w:hAnsi="Bahnschrift SemiLight"/>
+                <w:b/>
+                <w:sz w:val="24"/>
+              </w:rPr>
+              <w:t>Дисциплина</w:t>
+            </w:r>
+          </w:p>
+        </w:tc>
+        <w:tc>
+          <w:tcPr>
+            <w:tcW w:w="1937" w:type="dxa"/>
+          </w:tcPr>
+          <w:p>
+            <w:pPr>
+              <w:jc w:val="both"/>
+              <w:rPr>
+                <w:rFonts w:ascii="Bahnschrift SemiLight" w:hAnsi="Bahnschrift SemiLight"/>
+                <w:b/>
+                <w:sz w:val="24"/>
+              </w:rPr>
+            </w:pPr>
+            <w:r>
+              <w:rPr>
+                <w:rFonts w:ascii="Bahnschrift SemiLight" w:hAnsi="Bahnschrift SemiLight"/>
+                <w:b/>
+                <w:sz w:val="24"/>
+              </w:rPr>
+              <w:t>Оценка</w:t>
+            </w:r>
+          </w:p>
+        </w:tc>
+        <w:tc>
+          <w:tcPr>
+            <w:tcW w:w="1936" w:type="dxa"/>
+          </w:tcPr>
+          <w:p>
+            <w:pPr>
+              <w:jc w:val="both"/>
+              <w:rPr>
+                <w:rFonts w:ascii="Bahnschrift SemiLight" w:hAnsi="Bahnschrift SemiLight"/>
+                <w:b/>
+                <w:sz w:val="24"/>
+              </w:rPr>
+            </w:pPr>
+            <w:r>
+              <w:rPr>
+                <w:rFonts w:ascii="Bahnschrift SemiLight" w:hAnsi="Bahnschrift SemiLight"/>
+                <w:b/>
+                <w:sz w:val="24"/>
+              </w:rPr>
+              <w:t>Тип аттестации</w:t>
+            </w:r>
+          </w:p>
+        </w:tc>
+        <w:tc>
+          <w:tcPr>
+            <w:tcW w:w="2022" w:type="dxa"/>
+          </w:tcPr>
+          <w:p>
+            <w:pPr>
+              <w:jc w:val="both"/>
+              <w:rPr>
+                <w:rFonts w:ascii="Bahnschrift SemiLight" w:hAnsi="Bahnschrift SemiLight"/>
+                <w:b/>
+                <w:sz w:val="24"/>
+              </w:rPr>
+            </w:pPr>
+            <w:r>
+              <w:rPr>
+                <w:rFonts w:ascii="Bahnschrift SemiLight" w:hAnsi="Bahnschrift SemiLight"/>
+                <w:b/>
+                <w:sz w:val="24"/>
+              </w:rPr>
+              <w:t>Дата выставления</w:t>
+            </w:r>
+          </w:p>
+        </w:tc>
+        <w:tc>
+          <w:tcPr>
+            <w:tcW w:w="1321" w:type="dxa"/>
+          </w:tcPr>
+          <w:p>
+            <w:pPr>
+              <w:jc w:val="both"/>
+              <w:rPr>
+                <w:rFonts w:ascii="Bahnschrift SemiLight" w:hAnsi="Bahnschrift SemiLight"/>
+                <w:b/>
+                <w:sz w:val="24"/>
+              </w:rPr>
+            </w:pPr>
+            <w:r>
+              <w:rPr>
+                <w:rFonts w:ascii="Bahnschrift SemiLight" w:hAnsi="Bahnschrift SemiLight"/>
+                <w:b/>
+                <w:sz w:val="24"/>
+              </w:rPr>
+              <w:t>Преподаватель</w:t>
+            </w:r>
+          </w:p>
+        </w:tc>
+      </w:tr>
+      <w:tr>
+        <w:tc>
+          <w:tcPr>
+            <w:tcW w:w="2129" w:type="dxa"/>
+          </w:tcPr>
+          <w:p>
+            <w:pPr>
+              <w:jc w:val="both"/>
+              <w:rPr>
+                <w:rFonts w:ascii="Bahnschrift SemiLight" w:hAnsi="Bahnschrift SemiLight"/>
+                <w:b/>
+                <w:sz w:val="24"/>
+              </w:rPr>
+            </w:pPr>
+          </w:p>
+        </w:tc>
+        <w:tc>
+          <w:tcPr>
+            <w:tcW w:w="1937" w:type="dxa"/>
+          </w:tcPr>
+          <w:p>
+            <w:pPr>
+              <w:jc w:val="both"/>
+              <w:rPr>
+                <w:rFonts w:ascii="Bahnschrift SemiLight" w:hAnsi="Bahnschrift SemiLight"/>
+                <w:b/>
+                <w:sz w:val="24"/>
+              </w:rPr>
+            </w:pPr>
+          </w:p>
+        </w:tc>
+        <w:tc>
+          <w:tcPr>
+            <w:tcW w:w="1936" w:type="dxa"/>
+          </w:tcPr>
+          <w:p>
+            <w:pPr>
+              <w:jc w:val="both"/>
+              <w:rPr>
+                <w:rFonts w:ascii="Bahnschrift SemiLight" w:hAnsi="Bahnschrift SemiLight"/>
+                <w:b/>
+                <w:sz w:val="24"/>
+              </w:rPr>
+            </w:pPr>
+          </w:p>
+        </w:tc>
+        <w:tc>
+          <w:tcPr>
+            <w:tcW w:w="2022" w:type="dxa"/>
+          </w:tcPr>
+          <w:p>
+            <w:pPr>
+              <w:jc w:val="both"/>
+              <w:rPr>
+                <w:rFonts w:ascii="Bahnschrift SemiLight" w:hAnsi="Bahnschrift SemiLight"/>
+                <w:b/>
+                <w:sz w:val="24"/>
+              </w:rPr>
+            </w:pPr>
+          </w:p>
+        </w:tc>
+        <w:tc>
+          <w:tcPr>
+            <w:tcW w:w="1321" w:type="dxa"/>
+          </w:tcPr>
+          <w:p>
+            <w:pPr>
+              <w:jc w:val="both"/>
+              <w:rPr>
+                <w:rFonts w:ascii="Bahnschrift SemiLight" w:hAnsi="Bahnschrift SemiLight"/>
+                <w:b/>
+                <w:sz w:val="24"/>
+              </w:rPr>
+            </w:pPr>
+          </w:p>
+        </w:tc>
+      </w:tr>
+      <w:tr>
+        <w:tc>
+          <w:tcPr>
+            <w:tcW w:w="2129" w:type="dxa"/>
+          </w:tcPr>
+          <w:p>
+            <w:pPr>
+              <w:jc w:val="both"/>
+              <w:rPr>
+                <w:rFonts w:ascii="Bahnschrift SemiLight" w:hAnsi="Bahnschrift SemiLight"/>
+                <w:sz w:val="24"/>
+                <w:lang w:val="en-US"/>
+              </w:rPr>
+            </w:pPr>
+            <w:r>
+              <w:rPr>
+                <w:rFonts w:ascii="Bahnschrift SemiLight" w:hAnsi="Bahnschrift SemiLight"/>
+                <w:sz w:val="24"/>
+                <w:lang w:val="en-US"/>
+              </w:rPr>
+              <w:t xml:space="preserve">{{ </w:t>
+            </w:r>
+            <w:proofErr w:type="spellStart"/>
+            <w:r>
+              <w:rPr>
+                <w:rFonts w:ascii="Bahnschrift SemiLight" w:hAnsi="Bahnschrift SemiLight"/>
+                <w:sz w:val="24"/>
+                <w:lang w:val="en-US"/>
+              </w:rPr>
+              <w:t>grade.discipline</w:t>
+            </w:r>
+            <w:proofErr w:type="spellEnd"/>
+            <w:r>
+              <w:rPr>
+                <w:rFonts w:ascii="Bahnschrift SemiLight" w:hAnsi="Bahnschrift SemiLight"/>
+                <w:sz w:val="24"/>
+                <w:lang w:val="en-US"/>
+              </w:rPr>
+              <w:t xml:space="preserve"> }}</w:t>
+            </w:r>
+          </w:p>
+        </w:tc>
+        <w:tc>
+          <w:tcPr>
+            <w:tcW w:w="1937" w:type="dxa"/>
+          </w:tcPr>
+          <w:p>
+            <w:pPr>
+              <w:jc w:val="both"/>
+              <w:rPr>
+                <w:rFonts w:ascii="Bahnschrift SemiLight" w:hAnsi="Bahnschrift SemiLight"/>
+                <w:sz w:val="24"/>
+                <w:lang w:val="en-US"/>
+              </w:rPr>
+            </w:pPr>
+            <w:r>
+              <w:rPr>
+                <w:rFonts w:ascii="Bahnschrift SemiLight" w:hAnsi="Bahnschrift SemiLight"/>
+                <w:sz w:val="24"/>
+                <w:lang w:val="en-US"/>
+              </w:rPr>
+              <w:t xml:space="preserve">{{ </w:t>
+            </w:r>
+            <w:proofErr w:type="spellStart"/>
+            <w:r>
+              <w:rPr>
+                <w:rFonts w:ascii="Bahnschrift SemiLight" w:hAnsi="Bahnschrift SemiLight"/>
+                <w:sz w:val="24"/>
+                <w:lang w:val="en-US"/>
+              </w:rPr>
+              <w:t>grade.grade</w:t>
+            </w:r>
+            <w:proofErr w:type="spellEnd"/>
+            <w:r>
+              <w:rPr>
+                <w:rFonts w:ascii="Bahnschrift SemiLight" w:hAnsi="Bahnschrift SemiLight"/>
+                <w:sz w:val="24"/>
+                <w:lang w:val="en-US"/>
+              </w:rPr>
+              <w:t xml:space="preserve"> }}</w:t>
+            </w:r>
+          </w:p>
+        </w:tc>
+        <w:tc>
+          <w:tcPr>
+            <w:tcW w:w="1936" w:type="dxa"/>
+          </w:tcPr>
+          <w:p>
+            <w:pPr>
+              <w:jc w:val="both"/>
+              <w:rPr>
+                <w:rFonts w:ascii="Bahnschrift SemiLight" w:hAnsi="Bahnschrift SemiLight"/>
+                <w:sz w:val="24"/>
+                <w:lang w:val="en-US"/>
+              </w:rPr>
+            </w:pPr>
+            <w:r>
+              <w:rPr>
+                <w:rFonts w:ascii="Bahnschrift SemiLight" w:hAnsi="Bahnschrift SemiLight"/>
+                <w:sz w:val="24"/>
+                <w:lang w:val="en-US"/>
+              </w:rPr>
+              <w:t xml:space="preserve">{{ </w:t>
+            </w:r>
+            <w:proofErr w:type="spellStart"/>
+            <w:r>
+              <w:rPr>
+                <w:rFonts w:ascii="Bahnschrift SemiLight" w:hAnsi="Bahnschrift SemiLight"/>
+                <w:sz w:val="24"/>
+                <w:lang w:val="en-US"/>
+              </w:rPr>
+              <w:t>grade.type</w:t>
+            </w:r>
+            <w:proofErr w:type="spellEnd"/>
+            <w:r>
+              <w:rPr>
+                <w:rFonts w:ascii="Bahnschrift SemiLight" w:hAnsi="Bahnschrift SemiLight"/>
+                <w:sz w:val="24"/>
+                <w:lang w:val="en-US"/>
+              </w:rPr>
+              <w:t xml:space="preserve"> }}</w:t>
+            </w:r>
+          </w:p>
+        </w:tc>
+        <w:tc>
+          <w:tcPr>
+            <w:tcW w:w="2022" w:type="dxa"/>
+          </w:tcPr>
+          <w:p>
+            <w:pPr>
+              <w:jc w:val="both"/>
+              <w:rPr>
+                <w:rFonts w:ascii="Bahnschrift SemiLight" w:hAnsi="Bahnschrift SemiLight"/>
+                <w:sz w:val="24"/>
+                <w:lang w:val="en-US"/>
+              </w:rPr>
+            </w:pPr>
+            <w:r>
+              <w:rPr>
+                <w:rFonts w:ascii="Bahnschrift SemiLight" w:hAnsi="Bahnschrift SemiLight"/>
+                <w:sz w:val="24"/>
+                <w:lang w:val="en-US"/>
+              </w:rPr>
+              <w:t xml:space="preserve">{{ </w:t>
+            </w:r>
+            <w:proofErr w:type="spellStart"/>
+            <w:r>
+              <w:rPr>
+                <w:rFonts w:ascii="Bahnschrift SemiLight" w:hAnsi="Bahnschrift SemiLight"/>
+                <w:sz w:val="24"/>
+                <w:lang w:val="en-US"/>
+              </w:rPr>
+              <w:t>grade.date</w:t>
+            </w:r>
+            <w:proofErr w:type="spellEnd"/>
+            <w:r>
+              <w:rPr>
+                <w:rFonts w:ascii="Bahnschrift SemiLight" w:hAnsi="Bahnschrift SemiLight"/>
+                <w:sz w:val="24"/>
+                <w:lang w:val="en-US"/>
+              </w:rPr>
+              <w:t xml:space="preserve"> }}</w:t>
+            </w:r>
+          </w:p>
+        </w:tc>
+        <w:tc>
+          <w:tcPr>
+            <w:tcW w:w="1321" w:type="dxa"/>
+          </w:tcPr>
+          <w:p>
+            <w:pPr>
+              <w:jc w:val="both"/>
+              <w:rPr>
+                <w:rFonts w:ascii="Bahnschrift SemiLight" w:hAnsi="Bahnschrift SemiLight"/>
+                <w:sz w:val="24"/>
+                <w:lang w:val="en-US"/>
+              </w:rPr>
+            </w:pPr>
+            <w:r>
+              <w:rPr>
+                <w:rFonts w:ascii="Bahnschrift SemiLight" w:hAnsi="Bahnschrift SemiLight"/>
+                <w:sz w:val="24"/>
+                <w:lang w:val="en-US"/>
+              </w:rPr>
+              <w:t xml:space="preserve">{{ </w:t>
+            </w:r>
+            <w:proofErr w:type="spellStart"/>
+            <w:r>
+              <w:rPr>
+                <w:rFonts w:ascii="Bahnschrift SemiLight" w:hAnsi="Bahnschrift SemiLight"/>
+                <w:sz w:val="24"/>
+                <w:lang w:val="en-US"/>
+              </w:rPr>
+              <w:t>grade.teacher</w:t>
+            </w:r>
+            <w:proofErr w:type="spellEnd"/>
+            <w:r>
+              <w:rPr>
+                <w:rFonts w:ascii="Bahnschrift SemiLight" w:hAnsi="Bahnschrift SemiLight"/>
+                <w:sz w:val="24"/>
+                <w:lang w:val="en-US"/>
+              </w:rPr>
+              <w:t xml:space="preserve"> }}</w:t>
+            </w:r>
+          </w:p>
+        </w:tc>
+      </w:tr>
+    </w:tbl>
     <w:p>
       <w:pPr>
         <w:jc w:val="both"/>
@@ -715,6 +1043,7 @@
         <w:rPr>
           <w:rFonts w:ascii="Bahnschrift SemiLight" w:hAnsi="Bahnschrift SemiLight"/>
           <w:sz w:val="24"/>
+          <w:lang w:val="en-US"/>
         </w:rPr>
       </w:pPr>
       <w:r>
@@ -1175,6 +1504,25 @@
     <w:semiHidden/>
     <w:unhideWhenUsed/>
   </w:style>
+  <w:style w:type="table" w:styleId="a3">
+    <w:name w:val="Table Grid"/>
+    <w:basedOn w:val="a1"/>
+    <w:uiPriority w:val="39"/>
+    <w:rsid w:val="00BD4DAF"/>
+    <w:pPr>
+      <w:spacing w:after="0" w:line="240" w:lineRule="auto"/>
+    </w:pPr>
+    <w:tblPr>
+      <w:tblBorders>
+        <w:top w:val="single" w:sz="4" w:space="0" w:color="auto"/>
+        <w:left w:val="single" w:sz="4" w:space="0" w:color="auto"/>
+        <w:bottom w:val="single" w:sz="4" w:space="0" w:color="auto"/>
+        <w:right w:val="single" w:sz="4" w:space="0" w:color="auto"/>
+        <w:insideH w:val="single" w:sz="4" w:space="0" w:color="auto"/>
+        <w:insideV w:val="single" w:sz="4" w:space="0" w:color="auto"/>
+      </w:tblBorders>
+    </w:tblPr>
+  </w:style>
 </w:styles>
 </file>
 

--- a/templates/record_book_template.docx
+++ b/templates/record_book_template.docx
@@ -104,6 +104,22 @@
           <w:rFonts w:ascii="Bahnschrift SemiLight" w:hAnsi="Bahnschrift SemiLight"/>
           <w:sz w:val="24"/>
         </w:rPr>
+        <w:t>ОБЩАЯ ИНФОРМАЦИЯ:</w:t>
+      </w:r>
+    </w:p>
+    <w:p>
+      <w:pPr>
+        <w:jc w:val="both"/>
+        <w:rPr>
+          <w:rFonts w:ascii="Bahnschrift SemiLight" w:hAnsi="Bahnschrift SemiLight"/>
+          <w:sz w:val="24"/>
+        </w:rPr>
+      </w:pPr>
+      <w:r>
+        <w:rPr>
+          <w:rFonts w:ascii="Bahnschrift SemiLight" w:hAnsi="Bahnschrift SemiLight"/>
+          <w:sz w:val="24"/>
+        </w:rPr>
         <w:t xml:space="preserve">Номер зачётной книжки: </w:t>
       </w:r>
       <w:proofErr w:type="gramStart"/>
@@ -234,54 +250,37 @@
         <w:rPr>
           <w:rFonts w:ascii="Bahnschrift SemiLight" w:hAnsi="Bahnschrift SemiLight"/>
           <w:sz w:val="24"/>
-          <w:lang w:val="en-US"/>
-        </w:rPr>
-      </w:pPr>
-      <w:r>
-        <w:rPr>
-          <w:rFonts w:ascii="Bahnschrift SemiLight" w:hAnsi="Bahnschrift SemiLight"/>
-          <w:sz w:val="24"/>
-        </w:rPr>
-        <w:t>Направление</w:t>
-      </w:r>
-      <w:r>
-        <w:rPr>
-          <w:rFonts w:ascii="Bahnschrift SemiLight" w:hAnsi="Bahnschrift SemiLight"/>
-          <w:sz w:val="24"/>
-          <w:lang w:val="en-US"/>
-        </w:rPr>
-        <w:t xml:space="preserve"> </w:t>
-      </w:r>
-      <w:r>
-        <w:rPr>
-          <w:rFonts w:ascii="Bahnschrift SemiLight" w:hAnsi="Bahnschrift SemiLight"/>
-          <w:sz w:val="24"/>
-        </w:rPr>
-        <w:t>подготовки</w:t>
-      </w:r>
-      <w:r>
-        <w:rPr>
-          <w:rFonts w:ascii="Bahnschrift SemiLight" w:hAnsi="Bahnschrift SemiLight"/>
-          <w:sz w:val="24"/>
-          <w:lang w:val="en-US"/>
-        </w:rPr>
-        <w:t xml:space="preserve">: </w:t>
+        </w:rPr>
+      </w:pPr>
+      <w:r>
+        <w:rPr>
+          <w:rFonts w:ascii="Bahnschrift SemiLight" w:hAnsi="Bahnschrift SemiLight"/>
+          <w:sz w:val="24"/>
+        </w:rPr>
+        <w:t xml:space="preserve">Направление подготовки: </w:t>
       </w:r>
       <w:proofErr w:type="gramStart"/>
       <w:r>
         <w:rPr>
           <w:rFonts w:ascii="Bahnschrift SemiLight" w:hAnsi="Bahnschrift SemiLight"/>
           <w:sz w:val="24"/>
-          <w:lang w:val="en-US"/>
-        </w:rPr>
-        <w:t>{{ program</w:t>
-      </w:r>
+        </w:rPr>
+        <w:t xml:space="preserve">{{ </w:t>
+      </w:r>
+      <w:proofErr w:type="spellStart"/>
+      <w:r>
+        <w:rPr>
+          <w:rFonts w:ascii="Bahnschrift SemiLight" w:hAnsi="Bahnschrift SemiLight"/>
+          <w:sz w:val="24"/>
+        </w:rPr>
+        <w:t>program</w:t>
+      </w:r>
+      <w:proofErr w:type="spellEnd"/>
       <w:proofErr w:type="gramEnd"/>
       <w:r>
         <w:rPr>
           <w:rFonts w:ascii="Bahnschrift SemiLight" w:hAnsi="Bahnschrift SemiLight"/>
           <w:sz w:val="24"/>
-          <w:lang w:val="en-US"/>
         </w:rPr>
         <w:t xml:space="preserve"> }}</w:t>
       </w:r>
@@ -292,7 +291,95 @@
         <w:rPr>
           <w:rFonts w:ascii="Bahnschrift SemiLight" w:hAnsi="Bahnschrift SemiLight"/>
           <w:sz w:val="24"/>
-          <w:lang w:val="en-US"/>
+        </w:rPr>
+      </w:pPr>
+      <w:r>
+        <w:rPr>
+          <w:rFonts w:ascii="Bahnschrift SemiLight" w:hAnsi="Bahnschrift SemiLight"/>
+          <w:sz w:val="24"/>
+        </w:rPr>
+        <w:t xml:space="preserve">Факультет: </w:t>
+      </w:r>
+      <w:proofErr w:type="gramStart"/>
+      <w:r>
+        <w:rPr>
+          <w:rFonts w:ascii="Bahnschrift SemiLight" w:hAnsi="Bahnschrift SemiLight"/>
+          <w:sz w:val="24"/>
+        </w:rPr>
+        <w:t xml:space="preserve">{{ </w:t>
+      </w:r>
+      <w:proofErr w:type="spellStart"/>
+      <w:r>
+        <w:rPr>
+          <w:rFonts w:ascii="Bahnschrift SemiLight" w:hAnsi="Bahnschrift SemiLight"/>
+          <w:sz w:val="24"/>
+        </w:rPr>
+        <w:t>faculty</w:t>
+      </w:r>
+      <w:proofErr w:type="spellEnd"/>
+      <w:proofErr w:type="gramEnd"/>
+      <w:r>
+        <w:rPr>
+          <w:rFonts w:ascii="Bahnschrift SemiLight" w:hAnsi="Bahnschrift SemiLight"/>
+          <w:sz w:val="24"/>
+        </w:rPr>
+        <w:t xml:space="preserve"> }}</w:t>
+      </w:r>
+    </w:p>
+    <w:p>
+      <w:pPr>
+        <w:jc w:val="both"/>
+        <w:rPr>
+          <w:rFonts w:ascii="Bahnschrift SemiLight" w:hAnsi="Bahnschrift SemiLight"/>
+          <w:sz w:val="24"/>
+        </w:rPr>
+      </w:pPr>
+      <w:r>
+        <w:rPr>
+          <w:rFonts w:ascii="Bahnschrift SemiLight" w:hAnsi="Bahnschrift SemiLight"/>
+          <w:sz w:val="24"/>
+        </w:rPr>
+        <w:t xml:space="preserve">Год поступления: </w:t>
+      </w:r>
+      <w:proofErr w:type="gramStart"/>
+      <w:r>
+        <w:rPr>
+          <w:rFonts w:ascii="Bahnschrift SemiLight" w:hAnsi="Bahnschrift SemiLight"/>
+          <w:sz w:val="24"/>
+        </w:rPr>
+        <w:t xml:space="preserve">{{ </w:t>
+      </w:r>
+      <w:proofErr w:type="spellStart"/>
+      <w:r>
+        <w:rPr>
+          <w:rFonts w:ascii="Bahnschrift SemiLight" w:hAnsi="Bahnschrift SemiLight"/>
+          <w:sz w:val="24"/>
+        </w:rPr>
+        <w:t>enrollment</w:t>
+      </w:r>
+      <w:proofErr w:type="gramEnd"/>
+      <w:r>
+        <w:rPr>
+          <w:rFonts w:ascii="Bahnschrift SemiLight" w:hAnsi="Bahnschrift SemiLight"/>
+          <w:sz w:val="24"/>
+        </w:rPr>
+        <w:t>_year</w:t>
+      </w:r>
+      <w:proofErr w:type="spellEnd"/>
+      <w:r>
+        <w:rPr>
+          <w:rFonts w:ascii="Bahnschrift SemiLight" w:hAnsi="Bahnschrift SemiLight"/>
+          <w:sz w:val="24"/>
+        </w:rPr>
+        <w:t xml:space="preserve"> }}</w:t>
+      </w:r>
+    </w:p>
+    <w:p>
+      <w:pPr>
+        <w:jc w:val="both"/>
+        <w:rPr>
+          <w:rFonts w:ascii="Bahnschrift SemiLight" w:hAnsi="Bahnschrift SemiLight"/>
+          <w:sz w:val="24"/>
         </w:rPr>
       </w:pPr>
       <w:r>
@@ -367,7 +454,6 @@
         <w:jc w:val="center"/>
         <w:rPr>
           <w:rFonts w:ascii="Arial Black" w:hAnsi="Arial Black"/>
-          <w:lang w:val="en-US"/>
         </w:rPr>
       </w:pPr>
       <w:r>
@@ -442,12 +528,17 @@
         </w:rPr>
         <w:t>Успеваемость</w:t>
       </w:r>
-    </w:p>
-    <w:p>
-      <w:pPr>
-        <w:tabs>
-          <w:tab w:val="left" w:pos="2292"/>
-        </w:tabs>
+      <w:r>
+        <w:rPr>
+          <w:rFonts w:ascii="Bahnschrift SemiLight" w:hAnsi="Bahnschrift SemiLight"/>
+          <w:sz w:val="24"/>
+        </w:rPr>
+        <w:tab/>
+      </w:r>
+    </w:p>
+    <w:p>
+      <w:pPr>
+        <w:spacing w:after="0" w:line="360" w:lineRule="auto"/>
         <w:jc w:val="both"/>
         <w:rPr>
           <w:rFonts w:ascii="Bahnschrift SemiLight" w:hAnsi="Bahnschrift SemiLight"/>
@@ -461,29 +552,12 @@
           <w:sz w:val="24"/>
           <w:lang w:val="en-US"/>
         </w:rPr>
-        <w:tab/>
-      </w:r>
-    </w:p>
-    <w:p>
-      <w:pPr>
-        <w:jc w:val="both"/>
-        <w:rPr>
-          <w:rFonts w:ascii="Bahnschrift SemiLight" w:hAnsi="Bahnschrift SemiLight"/>
-          <w:sz w:val="24"/>
-          <w:lang w:val="en-US"/>
-        </w:rPr>
-      </w:pPr>
-      <w:r>
-        <w:rPr>
-          <w:rFonts w:ascii="Bahnschrift SemiLight" w:hAnsi="Bahnschrift SemiLight"/>
-          <w:sz w:val="24"/>
-          <w:lang w:val="en-US"/>
-        </w:rPr>
         <w:t>{% for semester in semesters %}</w:t>
       </w:r>
     </w:p>
     <w:p>
       <w:pPr>
+        <w:spacing w:after="0" w:line="360" w:lineRule="auto"/>
         <w:jc w:val="both"/>
         <w:rPr>
           <w:rFonts w:ascii="Bahnschrift SemiLight" w:hAnsi="Bahnschrift SemiLight"/>
@@ -536,78 +610,44 @@
           <w:lang w:val="en-US"/>
         </w:rPr>
         <w:t xml:space="preserve"> }}:</w:t>
-      </w:r>
-    </w:p>
-    <w:p>
-      <w:pPr>
-        <w:jc w:val="both"/>
-        <w:rPr>
-          <w:rFonts w:ascii="Bahnschrift SemiLight" w:hAnsi="Bahnschrift SemiLight"/>
-          <w:sz w:val="24"/>
-          <w:lang w:val="en-US"/>
-        </w:rPr>
-      </w:pPr>
-      <w:bookmarkStart w:id="0" w:name="_GoBack"/>
-      <w:r>
-        <w:rPr>
-          <w:rFonts w:ascii="Bahnschrift SemiLight" w:hAnsi="Bahnschrift SemiLight"/>
-          <w:sz w:val="24"/>
-          <w:lang w:val="en-US"/>
-        </w:rPr>
-        <w:t xml:space="preserve">{% for grade in </w:t>
-      </w:r>
-      <w:proofErr w:type="spellStart"/>
-      <w:r>
-        <w:rPr>
-          <w:rFonts w:ascii="Bahnschrift SemiLight" w:hAnsi="Bahnschrift SemiLight"/>
-          <w:sz w:val="24"/>
-          <w:lang w:val="en-US"/>
-        </w:rPr>
-        <w:t>semester.grades</w:t>
-      </w:r>
-      <w:proofErr w:type="spellEnd"/>
-      <w:r>
-        <w:rPr>
-          <w:rFonts w:ascii="Bahnschrift SemiLight" w:hAnsi="Bahnschrift SemiLight"/>
-          <w:sz w:val="24"/>
-          <w:lang w:val="en-US"/>
-        </w:rPr>
-        <w:t xml:space="preserve"> %}</w:t>
       </w:r>
     </w:p>
     <w:tbl>
       <w:tblPr>
         <w:tblStyle w:val="a3"/>
-        <w:tblW w:w="0" w:type="auto"/>
+        <w:tblW w:w="9351" w:type="dxa"/>
+        <w:tblLayout w:type="fixed"/>
         <w:tblLook w:val="04A0" w:firstRow="1" w:lastRow="0" w:firstColumn="1" w:lastColumn="0" w:noHBand="0" w:noVBand="1"/>
       </w:tblPr>
       <w:tblGrid>
-        <w:gridCol w:w="2030"/>
-        <w:gridCol w:w="1745"/>
-        <w:gridCol w:w="1744"/>
-        <w:gridCol w:w="1870"/>
-        <w:gridCol w:w="1956"/>
+        <w:gridCol w:w="2122"/>
+        <w:gridCol w:w="1842"/>
+        <w:gridCol w:w="1276"/>
+        <w:gridCol w:w="1843"/>
+        <w:gridCol w:w="2268"/>
       </w:tblGrid>
       <w:tr>
         <w:tc>
           <w:tcPr>
-            <w:tcW w:w="2129" w:type="dxa"/>
+            <w:tcW w:w="2122" w:type="dxa"/>
           </w:tcPr>
-          <w:bookmarkEnd w:id="0"/>
           <w:p>
             <w:pPr>
-              <w:jc w:val="both"/>
-              <w:rPr>
-                <w:rFonts w:ascii="Bahnschrift SemiLight" w:hAnsi="Bahnschrift SemiLight"/>
+              <w:ind w:right="-250"/>
+              <w:jc w:val="center"/>
+              <w:rPr>
+                <w:rFonts w:ascii="Bahnschrift" w:hAnsi="Bahnschrift"/>
                 <w:b/>
                 <w:sz w:val="24"/>
+                <w:lang w:val="en-US"/>
               </w:rPr>
             </w:pPr>
             <w:r>
               <w:rPr>
-                <w:rFonts w:ascii="Bahnschrift SemiLight" w:hAnsi="Bahnschrift SemiLight"/>
+                <w:rFonts w:ascii="Bahnschrift" w:hAnsi="Bahnschrift"/>
                 <w:b/>
                 <w:sz w:val="24"/>
+                <w:lang w:val="en-US"/>
               </w:rPr>
               <w:t>Дисциплина</w:t>
             </w:r>
@@ -615,68 +655,77 @@
         </w:tc>
         <w:tc>
           <w:tcPr>
-            <w:tcW w:w="1937" w:type="dxa"/>
+            <w:tcW w:w="1842" w:type="dxa"/>
           </w:tcPr>
           <w:p>
             <w:pPr>
-              <w:jc w:val="both"/>
-              <w:rPr>
-                <w:rFonts w:ascii="Bahnschrift SemiLight" w:hAnsi="Bahnschrift SemiLight"/>
+              <w:ind w:right="-250"/>
+              <w:jc w:val="center"/>
+              <w:rPr>
+                <w:rFonts w:ascii="Bahnschrift" w:hAnsi="Bahnschrift"/>
                 <w:b/>
                 <w:sz w:val="24"/>
+                <w:lang w:val="en-US"/>
               </w:rPr>
             </w:pPr>
             <w:r>
               <w:rPr>
-                <w:rFonts w:ascii="Bahnschrift SemiLight" w:hAnsi="Bahnschrift SemiLight"/>
+                <w:rFonts w:ascii="Bahnschrift" w:hAnsi="Bahnschrift"/>
                 <w:b/>
                 <w:sz w:val="24"/>
-              </w:rPr>
-              <w:t>Оценка</w:t>
+                <w:lang w:val="en-US"/>
+              </w:rPr>
+              <w:t>Тип контроля</w:t>
             </w:r>
           </w:p>
         </w:tc>
         <w:tc>
           <w:tcPr>
-            <w:tcW w:w="1936" w:type="dxa"/>
+            <w:tcW w:w="1276" w:type="dxa"/>
           </w:tcPr>
           <w:p>
             <w:pPr>
-              <w:jc w:val="both"/>
-              <w:rPr>
-                <w:rFonts w:ascii="Bahnschrift SemiLight" w:hAnsi="Bahnschrift SemiLight"/>
+              <w:ind w:right="-250"/>
+              <w:jc w:val="center"/>
+              <w:rPr>
+                <w:rFonts w:ascii="Bahnschrift" w:hAnsi="Bahnschrift"/>
                 <w:b/>
                 <w:sz w:val="24"/>
+                <w:lang w:val="en-US"/>
               </w:rPr>
             </w:pPr>
             <w:r>
               <w:rPr>
-                <w:rFonts w:ascii="Bahnschrift SemiLight" w:hAnsi="Bahnschrift SemiLight"/>
+                <w:rFonts w:ascii="Bahnschrift" w:hAnsi="Bahnschrift"/>
                 <w:b/>
                 <w:sz w:val="24"/>
-              </w:rPr>
-              <w:t>Тип аттестации</w:t>
+                <w:lang w:val="en-US"/>
+              </w:rPr>
+              <w:t>Оценка</w:t>
             </w:r>
           </w:p>
         </w:tc>
         <w:tc>
           <w:tcPr>
-            <w:tcW w:w="2022" w:type="dxa"/>
+            <w:tcW w:w="1843" w:type="dxa"/>
           </w:tcPr>
           <w:p>
             <w:pPr>
-              <w:jc w:val="both"/>
-              <w:rPr>
-                <w:rFonts w:ascii="Bahnschrift SemiLight" w:hAnsi="Bahnschrift SemiLight"/>
+              <w:ind w:right="-250"/>
+              <w:jc w:val="center"/>
+              <w:rPr>
+                <w:rFonts w:ascii="Bahnschrift" w:hAnsi="Bahnschrift"/>
                 <w:b/>
                 <w:sz w:val="24"/>
+                <w:lang w:val="en-US"/>
               </w:rPr>
             </w:pPr>
             <w:r>
               <w:rPr>
-                <w:rFonts w:ascii="Bahnschrift SemiLight" w:hAnsi="Bahnschrift SemiLight"/>
+                <w:rFonts w:ascii="Bahnschrift" w:hAnsi="Bahnschrift"/>
                 <w:b/>
                 <w:sz w:val="24"/>
+                <w:lang w:val="en-US"/>
               </w:rPr>
               <w:t>Дата выставления</w:t>
             </w:r>
@@ -684,22 +733,25 @@
         </w:tc>
         <w:tc>
           <w:tcPr>
-            <w:tcW w:w="1321" w:type="dxa"/>
+            <w:tcW w:w="2268" w:type="dxa"/>
           </w:tcPr>
           <w:p>
             <w:pPr>
-              <w:jc w:val="both"/>
-              <w:rPr>
-                <w:rFonts w:ascii="Bahnschrift SemiLight" w:hAnsi="Bahnschrift SemiLight"/>
+              <w:ind w:right="-250"/>
+              <w:jc w:val="center"/>
+              <w:rPr>
+                <w:rFonts w:ascii="Bahnschrift" w:hAnsi="Bahnschrift"/>
                 <w:b/>
                 <w:sz w:val="24"/>
+                <w:lang w:val="en-US"/>
               </w:rPr>
             </w:pPr>
             <w:r>
               <w:rPr>
-                <w:rFonts w:ascii="Bahnschrift SemiLight" w:hAnsi="Bahnschrift SemiLight"/>
+                <w:rFonts w:ascii="Bahnschrift" w:hAnsi="Bahnschrift"/>
                 <w:b/>
                 <w:sz w:val="24"/>
+                <w:lang w:val="en-US"/>
               </w:rPr>
               <w:t>Преподаватель</w:t>
             </w:r>
@@ -709,88 +761,74 @@
       <w:tr>
         <w:tc>
           <w:tcPr>
-            <w:tcW w:w="2129" w:type="dxa"/>
+            <w:tcW w:w="9351" w:type="dxa"/>
+            <w:gridSpan w:val="5"/>
           </w:tcPr>
           <w:p>
             <w:pPr>
-              <w:jc w:val="both"/>
+              <w:jc w:val="center"/>
               <w:rPr>
                 <w:rFonts w:ascii="Bahnschrift SemiLight" w:hAnsi="Bahnschrift SemiLight"/>
                 <w:b/>
                 <w:sz w:val="24"/>
+                <w:lang w:val="en-US"/>
               </w:rPr>
             </w:pPr>
-          </w:p>
-        </w:tc>
-        <w:tc>
-          <w:tcPr>
-            <w:tcW w:w="1937" w:type="dxa"/>
-          </w:tcPr>
-          <w:p>
-            <w:pPr>
-              <w:jc w:val="both"/>
-              <w:rPr>
-                <w:rFonts w:ascii="Bahnschrift SemiLight" w:hAnsi="Bahnschrift SemiLight"/>
-                <w:b/>
-                <w:sz w:val="24"/>
-              </w:rPr>
-            </w:pPr>
-          </w:p>
-        </w:tc>
-        <w:tc>
-          <w:tcPr>
-            <w:tcW w:w="1936" w:type="dxa"/>
-          </w:tcPr>
-          <w:p>
-            <w:pPr>
-              <w:jc w:val="both"/>
-              <w:rPr>
-                <w:rFonts w:ascii="Bahnschrift SemiLight" w:hAnsi="Bahnschrift SemiLight"/>
-                <w:b/>
-                <w:sz w:val="24"/>
-              </w:rPr>
-            </w:pPr>
-          </w:p>
-        </w:tc>
-        <w:tc>
-          <w:tcPr>
-            <w:tcW w:w="2022" w:type="dxa"/>
-          </w:tcPr>
-          <w:p>
-            <w:pPr>
-              <w:jc w:val="both"/>
-              <w:rPr>
-                <w:rFonts w:ascii="Bahnschrift SemiLight" w:hAnsi="Bahnschrift SemiLight"/>
-                <w:b/>
-                <w:sz w:val="24"/>
-              </w:rPr>
-            </w:pPr>
-          </w:p>
-        </w:tc>
-        <w:tc>
-          <w:tcPr>
-            <w:tcW w:w="1321" w:type="dxa"/>
-          </w:tcPr>
-          <w:p>
-            <w:pPr>
-              <w:jc w:val="both"/>
-              <w:rPr>
-                <w:rFonts w:ascii="Bahnschrift SemiLight" w:hAnsi="Bahnschrift SemiLight"/>
-                <w:b/>
-                <w:sz w:val="24"/>
-              </w:rPr>
-            </w:pPr>
+            <w:r>
+              <w:rPr>
+                <w:rFonts w:ascii="Bahnschrift SemiLight" w:hAnsi="Bahnschrift SemiLight"/>
+                <w:sz w:val="24"/>
+                <w:lang w:val="en-US"/>
+              </w:rPr>
+              <w:t>{%</w:t>
+            </w:r>
+            <w:proofErr w:type="spellStart"/>
+            <w:r>
+              <w:rPr>
+                <w:rFonts w:ascii="Bahnschrift SemiLight" w:hAnsi="Bahnschrift SemiLight"/>
+                <w:sz w:val="24"/>
+                <w:lang w:val="en-US"/>
+              </w:rPr>
+              <w:t>tr</w:t>
+            </w:r>
+            <w:proofErr w:type="spellEnd"/>
+            <w:r>
+              <w:rPr>
+                <w:rFonts w:ascii="Bahnschrift SemiLight" w:hAnsi="Bahnschrift SemiLight"/>
+                <w:sz w:val="24"/>
+                <w:lang w:val="en-US"/>
+              </w:rPr>
+              <w:t xml:space="preserve"> for grade in </w:t>
+            </w:r>
+            <w:proofErr w:type="spellStart"/>
+            <w:r>
+              <w:rPr>
+                <w:rFonts w:ascii="Bahnschrift SemiLight" w:hAnsi="Bahnschrift SemiLight"/>
+                <w:sz w:val="24"/>
+                <w:lang w:val="en-US"/>
+              </w:rPr>
+              <w:t>semester.grades</w:t>
+            </w:r>
+            <w:proofErr w:type="spellEnd"/>
+            <w:r>
+              <w:rPr>
+                <w:rFonts w:ascii="Bahnschrift SemiLight" w:hAnsi="Bahnschrift SemiLight"/>
+                <w:sz w:val="24"/>
+                <w:lang w:val="en-US"/>
+              </w:rPr>
+              <w:t xml:space="preserve"> %}</w:t>
+            </w:r>
           </w:p>
         </w:tc>
       </w:tr>
       <w:tr>
         <w:tc>
           <w:tcPr>
-            <w:tcW w:w="2129" w:type="dxa"/>
+            <w:tcW w:w="2122" w:type="dxa"/>
           </w:tcPr>
           <w:p>
             <w:pPr>
-              <w:jc w:val="both"/>
+              <w:jc w:val="center"/>
               <w:rPr>
                 <w:rFonts w:ascii="Bahnschrift SemiLight" w:hAnsi="Bahnschrift SemiLight"/>
                 <w:sz w:val="24"/>
@@ -827,11 +865,11 @@
         </w:tc>
         <w:tc>
           <w:tcPr>
-            <w:tcW w:w="1937" w:type="dxa"/>
+            <w:tcW w:w="1842" w:type="dxa"/>
           </w:tcPr>
           <w:p>
             <w:pPr>
-              <w:jc w:val="both"/>
+              <w:jc w:val="center"/>
               <w:rPr>
                 <w:rFonts w:ascii="Bahnschrift SemiLight" w:hAnsi="Bahnschrift SemiLight"/>
                 <w:sz w:val="24"/>
@@ -853,7 +891,7 @@
                 <w:sz w:val="24"/>
                 <w:lang w:val="en-US"/>
               </w:rPr>
-              <w:t>grade.grade</w:t>
+              <w:t>grade.type</w:t>
             </w:r>
             <w:proofErr w:type="spellEnd"/>
             <w:r>
@@ -868,11 +906,11 @@
         </w:tc>
         <w:tc>
           <w:tcPr>
-            <w:tcW w:w="1936" w:type="dxa"/>
+            <w:tcW w:w="1276" w:type="dxa"/>
           </w:tcPr>
           <w:p>
             <w:pPr>
-              <w:jc w:val="both"/>
+              <w:jc w:val="center"/>
               <w:rPr>
                 <w:rFonts w:ascii="Bahnschrift SemiLight" w:hAnsi="Bahnschrift SemiLight"/>
                 <w:sz w:val="24"/>
@@ -894,7 +932,7 @@
                 <w:sz w:val="24"/>
                 <w:lang w:val="en-US"/>
               </w:rPr>
-              <w:t>grade.type</w:t>
+              <w:t>grade.grade</w:t>
             </w:r>
             <w:proofErr w:type="spellEnd"/>
             <w:r>
@@ -909,11 +947,11 @@
         </w:tc>
         <w:tc>
           <w:tcPr>
-            <w:tcW w:w="2022" w:type="dxa"/>
+            <w:tcW w:w="1843" w:type="dxa"/>
           </w:tcPr>
           <w:p>
             <w:pPr>
-              <w:jc w:val="both"/>
+              <w:jc w:val="center"/>
               <w:rPr>
                 <w:rFonts w:ascii="Bahnschrift SemiLight" w:hAnsi="Bahnschrift SemiLight"/>
                 <w:sz w:val="24"/>
@@ -950,11 +988,11 @@
         </w:tc>
         <w:tc>
           <w:tcPr>
-            <w:tcW w:w="1321" w:type="dxa"/>
+            <w:tcW w:w="2268" w:type="dxa"/>
           </w:tcPr>
           <w:p>
             <w:pPr>
-              <w:jc w:val="both"/>
+              <w:jc w:val="center"/>
               <w:rPr>
                 <w:rFonts w:ascii="Bahnschrift SemiLight" w:hAnsi="Bahnschrift SemiLight"/>
                 <w:sz w:val="24"/>
@@ -987,6 +1025,66 @@
               </w:rPr>
               <w:t xml:space="preserve"> }}</w:t>
             </w:r>
+          </w:p>
+        </w:tc>
+      </w:tr>
+      <w:tr>
+        <w:tc>
+          <w:tcPr>
+            <w:tcW w:w="9351" w:type="dxa"/>
+            <w:gridSpan w:val="5"/>
+          </w:tcPr>
+          <w:p>
+            <w:pPr>
+              <w:jc w:val="center"/>
+              <w:rPr>
+                <w:rFonts w:ascii="Bahnschrift SemiLight" w:hAnsi="Bahnschrift SemiLight"/>
+                <w:sz w:val="24"/>
+              </w:rPr>
+            </w:pPr>
+            <w:r>
+              <w:rPr>
+                <w:rFonts w:ascii="Bahnschrift SemiLight" w:hAnsi="Bahnschrift SemiLight"/>
+                <w:sz w:val="24"/>
+              </w:rPr>
+              <w:t>{%</w:t>
+            </w:r>
+            <w:proofErr w:type="spellStart"/>
+            <w:r>
+              <w:rPr>
+                <w:rFonts w:ascii="Bahnschrift SemiLight" w:hAnsi="Bahnschrift SemiLight"/>
+                <w:sz w:val="24"/>
+                <w:lang w:val="en-US"/>
+              </w:rPr>
+              <w:t>tr</w:t>
+            </w:r>
+            <w:proofErr w:type="spellEnd"/>
+            <w:r>
+              <w:rPr>
+                <w:rFonts w:ascii="Bahnschrift SemiLight" w:hAnsi="Bahnschrift SemiLight"/>
+                <w:sz w:val="24"/>
+              </w:rPr>
+              <w:t xml:space="preserve"> </w:t>
+            </w:r>
+            <w:proofErr w:type="spellStart"/>
+            <w:r>
+              <w:rPr>
+                <w:rFonts w:ascii="Bahnschrift SemiLight" w:hAnsi="Bahnschrift SemiLight"/>
+                <w:sz w:val="24"/>
+                <w:lang w:val="en-US"/>
+              </w:rPr>
+              <w:t>endfor</w:t>
+            </w:r>
+            <w:proofErr w:type="spellEnd"/>
+            <w:r>
+              <w:rPr>
+                <w:rFonts w:ascii="Bahnschrift SemiLight" w:hAnsi="Bahnschrift SemiLight"/>
+                <w:sz w:val="24"/>
+              </w:rPr>
+              <w:t xml:space="preserve"> %}</w:t>
+            </w:r>
+            <w:bookmarkStart w:id="0" w:name="_GoBack"/>
+            <w:bookmarkEnd w:id="0"/>
           </w:p>
         </w:tc>
       </w:tr>
@@ -997,15 +1095,189 @@
         <w:rPr>
           <w:rFonts w:ascii="Bahnschrift SemiLight" w:hAnsi="Bahnschrift SemiLight"/>
           <w:sz w:val="24"/>
+        </w:rPr>
+      </w:pPr>
+    </w:p>
+    <w:p>
+      <w:pPr>
+        <w:spacing w:after="0" w:line="360" w:lineRule="auto"/>
+        <w:ind w:right="-250"/>
+        <w:rPr>
+          <w:rFonts w:ascii="Bahnschrift" w:hAnsi="Bahnschrift"/>
+          <w:b/>
+          <w:sz w:val="24"/>
           <w:lang w:val="en-US"/>
         </w:rPr>
       </w:pPr>
       <w:r>
         <w:rPr>
-          <w:rFonts w:ascii="Bahnschrift SemiLight" w:hAnsi="Bahnschrift SemiLight"/>
+          <w:rFonts w:ascii="Bahnschrift" w:hAnsi="Bahnschrift"/>
+          <w:b/>
           <w:sz w:val="24"/>
           <w:lang w:val="en-US"/>
         </w:rPr>
+        <w:t xml:space="preserve">Итоги семестра </w:t>
+      </w:r>
+      <w:proofErr w:type="gramStart"/>
+      <w:r>
+        <w:rPr>
+          <w:rFonts w:ascii="Bahnschrift" w:hAnsi="Bahnschrift"/>
+          <w:b/>
+          <w:sz w:val="24"/>
+          <w:lang w:val="en-US"/>
+        </w:rPr>
+        <w:t xml:space="preserve">{{ </w:t>
+      </w:r>
+      <w:proofErr w:type="spellStart"/>
+      <w:r>
+        <w:rPr>
+          <w:rFonts w:ascii="Bahnschrift" w:hAnsi="Bahnschrift"/>
+          <w:b/>
+          <w:sz w:val="24"/>
+          <w:lang w:val="en-US"/>
+        </w:rPr>
+        <w:t>semester.number</w:t>
+      </w:r>
+      <w:proofErr w:type="spellEnd"/>
+      <w:proofErr w:type="gramEnd"/>
+      <w:r>
+        <w:rPr>
+          <w:rFonts w:ascii="Bahnschrift" w:hAnsi="Bahnschrift"/>
+          <w:b/>
+          <w:sz w:val="24"/>
+          <w:lang w:val="en-US"/>
+        </w:rPr>
+        <w:t xml:space="preserve"> }}: </w:t>
+      </w:r>
+    </w:p>
+    <w:p>
+      <w:pPr>
+        <w:spacing w:line="360" w:lineRule="auto"/>
+        <w:jc w:val="both"/>
+        <w:rPr>
+          <w:rFonts w:ascii="Bahnschrift SemiLight" w:hAnsi="Bahnschrift SemiLight"/>
+          <w:sz w:val="24"/>
+        </w:rPr>
+      </w:pPr>
+      <w:r>
+        <w:rPr>
+          <w:rFonts w:ascii="Bahnschrift SemiLight" w:hAnsi="Bahnschrift SemiLight"/>
+          <w:sz w:val="24"/>
+        </w:rPr>
+        <w:t xml:space="preserve">Средний балл: </w:t>
+      </w:r>
+      <w:proofErr w:type="gramStart"/>
+      <w:r>
+        <w:rPr>
+          <w:rFonts w:ascii="Bahnschrift SemiLight" w:hAnsi="Bahnschrift SemiLight"/>
+          <w:sz w:val="24"/>
+        </w:rPr>
+        <w:t xml:space="preserve">{{ </w:t>
+      </w:r>
+      <w:proofErr w:type="spellStart"/>
+      <w:r>
+        <w:rPr>
+          <w:rFonts w:ascii="Bahnschrift SemiLight" w:hAnsi="Bahnschrift SemiLight"/>
+          <w:sz w:val="24"/>
+        </w:rPr>
+        <w:t>semester.avg</w:t>
+      </w:r>
+      <w:proofErr w:type="gramEnd"/>
+      <w:r>
+        <w:rPr>
+          <w:rFonts w:ascii="Bahnschrift SemiLight" w:hAnsi="Bahnschrift SemiLight"/>
+          <w:sz w:val="24"/>
+        </w:rPr>
+        <w:t>_grade</w:t>
+      </w:r>
+      <w:proofErr w:type="spellEnd"/>
+      <w:r>
+        <w:rPr>
+          <w:rFonts w:ascii="Bahnschrift SemiLight" w:hAnsi="Bahnschrift SemiLight"/>
+          <w:sz w:val="24"/>
+        </w:rPr>
+        <w:t xml:space="preserve"> }} </w:t>
+      </w:r>
+    </w:p>
+    <w:p>
+      <w:pPr>
+        <w:spacing w:line="360" w:lineRule="auto"/>
+        <w:jc w:val="both"/>
+        <w:rPr>
+          <w:rFonts w:ascii="Bahnschrift SemiLight" w:hAnsi="Bahnschrift SemiLight"/>
+          <w:sz w:val="24"/>
+        </w:rPr>
+      </w:pPr>
+      <w:r>
+        <w:rPr>
+          <w:rFonts w:ascii="Bahnschrift SemiLight" w:hAnsi="Bahnschrift SemiLight"/>
+          <w:sz w:val="24"/>
+        </w:rPr>
+        <w:t xml:space="preserve">Сдано: </w:t>
+      </w:r>
+      <w:proofErr w:type="gramStart"/>
+      <w:r>
+        <w:rPr>
+          <w:rFonts w:ascii="Bahnschrift SemiLight" w:hAnsi="Bahnschrift SemiLight"/>
+          <w:sz w:val="24"/>
+        </w:rPr>
+        <w:t xml:space="preserve">{{ </w:t>
+      </w:r>
+      <w:proofErr w:type="spellStart"/>
+      <w:r>
+        <w:rPr>
+          <w:rFonts w:ascii="Bahnschrift SemiLight" w:hAnsi="Bahnschrift SemiLight"/>
+          <w:sz w:val="24"/>
+        </w:rPr>
+        <w:t>semester.passed</w:t>
+      </w:r>
+      <w:proofErr w:type="spellEnd"/>
+      <w:proofErr w:type="gramEnd"/>
+      <w:r>
+        <w:rPr>
+          <w:rFonts w:ascii="Bahnschrift SemiLight" w:hAnsi="Bahnschrift SemiLight"/>
+          <w:sz w:val="24"/>
+        </w:rPr>
+        <w:t xml:space="preserve"> }} из {{ </w:t>
+      </w:r>
+      <w:proofErr w:type="spellStart"/>
+      <w:r>
+        <w:rPr>
+          <w:rFonts w:ascii="Bahnschrift SemiLight" w:hAnsi="Bahnschrift SemiLight"/>
+          <w:sz w:val="24"/>
+        </w:rPr>
+        <w:t>semester.to</w:t>
+      </w:r>
+      <w:r>
+        <w:rPr>
+          <w:rFonts w:ascii="Bahnschrift SemiLight" w:hAnsi="Bahnschrift SemiLight"/>
+          <w:sz w:val="24"/>
+        </w:rPr>
+        <w:t>tal</w:t>
+      </w:r>
+      <w:proofErr w:type="spellEnd"/>
+      <w:r>
+        <w:rPr>
+          <w:rFonts w:ascii="Bahnschrift SemiLight" w:hAnsi="Bahnschrift SemiLight"/>
+          <w:sz w:val="24"/>
+        </w:rPr>
+        <w:t xml:space="preserve"> }} дисциплин</w:t>
+      </w:r>
+    </w:p>
+    <w:p>
+      <w:pPr>
+        <w:spacing w:line="360" w:lineRule="auto"/>
+        <w:jc w:val="both"/>
+        <w:rPr>
+          <w:rFonts w:ascii="Bahnschrift SemiLight" w:hAnsi="Bahnschrift SemiLight"/>
+          <w:sz w:val="24"/>
+        </w:rPr>
+      </w:pPr>
+      <w:r>
+        <w:rPr>
+          <w:rFonts w:ascii="Bahnschrift SemiLight" w:hAnsi="Bahnschrift SemiLight"/>
+          <w:sz w:val="24"/>
+        </w:rPr>
         <w:t xml:space="preserve">{% </w:t>
       </w:r>
       <w:proofErr w:type="spellStart"/>
@@ -1013,18 +1285,86 @@
         <w:rPr>
           <w:rFonts w:ascii="Bahnschrift SemiLight" w:hAnsi="Bahnschrift SemiLight"/>
           <w:sz w:val="24"/>
+        </w:rPr>
+        <w:t>endfor</w:t>
+      </w:r>
+      <w:proofErr w:type="spellEnd"/>
+      <w:r>
+        <w:rPr>
+          <w:rFonts w:ascii="Bahnschrift SemiLight" w:hAnsi="Bahnschrift SemiLight"/>
+          <w:sz w:val="24"/>
+        </w:rPr>
+        <w:t xml:space="preserve"> %}</w:t>
+      </w:r>
+    </w:p>
+    <w:p>
+      <w:pPr>
+        <w:spacing w:after="0" w:line="360" w:lineRule="auto"/>
+        <w:ind w:right="-250"/>
+        <w:jc w:val="center"/>
+        <w:rPr>
+          <w:rFonts w:ascii="Bahnschrift" w:hAnsi="Bahnschrift"/>
+          <w:b/>
+          <w:sz w:val="24"/>
           <w:lang w:val="en-US"/>
         </w:rPr>
-        <w:t>endfor</w:t>
+      </w:pPr>
+      <w:r>
+        <w:rPr>
+          <w:rFonts w:ascii="Bahnschrift" w:hAnsi="Bahnschrift"/>
+          <w:b/>
+          <w:sz w:val="24"/>
+          <w:lang w:val="en-US"/>
+        </w:rPr>
+        <w:t>ОБЩИЕ РЕЗУЛЬТАТЫ:</w:t>
+      </w:r>
+    </w:p>
+    <w:p>
+      <w:pPr>
+        <w:jc w:val="both"/>
+        <w:rPr>
+          <w:rFonts w:ascii="Bahnschrift SemiLight" w:hAnsi="Bahnschrift SemiLight"/>
+          <w:sz w:val="24"/>
+        </w:rPr>
+      </w:pPr>
+      <w:r>
+        <w:rPr>
+          <w:rFonts w:ascii="Bahnschrift SemiLight" w:hAnsi="Bahnschrift SemiLight"/>
+          <w:sz w:val="24"/>
+        </w:rPr>
+        <w:t xml:space="preserve">Общее количество часов: </w:t>
+      </w:r>
+      <w:proofErr w:type="gramStart"/>
+      <w:r>
+        <w:rPr>
+          <w:rFonts w:ascii="Bahnschrift SemiLight" w:hAnsi="Bahnschrift SemiLight"/>
+          <w:sz w:val="24"/>
+        </w:rPr>
+        <w:t xml:space="preserve">{{ </w:t>
+      </w:r>
+      <w:proofErr w:type="spellStart"/>
+      <w:r>
+        <w:rPr>
+          <w:rFonts w:ascii="Bahnschrift SemiLight" w:hAnsi="Bahnschrift SemiLight"/>
+          <w:sz w:val="24"/>
+        </w:rPr>
+        <w:t>total</w:t>
+      </w:r>
+      <w:proofErr w:type="gramEnd"/>
+      <w:r>
+        <w:rPr>
+          <w:rFonts w:ascii="Bahnschrift SemiLight" w:hAnsi="Bahnschrift SemiLight"/>
+          <w:sz w:val="24"/>
+        </w:rPr>
+        <w:t>_hours</w:t>
       </w:r>
       <w:proofErr w:type="spellEnd"/>
       <w:r>
         <w:rPr>
           <w:rFonts w:ascii="Bahnschrift SemiLight" w:hAnsi="Bahnschrift SemiLight"/>
           <w:sz w:val="24"/>
-          <w:lang w:val="en-US"/>
-        </w:rPr>
-        <w:t xml:space="preserve"> %}</w:t>
+        </w:rPr>
+        <w:t xml:space="preserve"> }}</w:t>
       </w:r>
     </w:p>
     <w:p>
@@ -1033,9 +1373,47 @@
         <w:rPr>
           <w:rFonts w:ascii="Bahnschrift SemiLight" w:hAnsi="Bahnschrift SemiLight"/>
           <w:sz w:val="24"/>
-          <w:lang w:val="en-US"/>
-        </w:rPr>
-      </w:pPr>
+        </w:rPr>
+      </w:pPr>
+      <w:r>
+        <w:rPr>
+          <w:rFonts w:ascii="Bahnschrift SemiLight" w:hAnsi="Bahnschrift SemiLight"/>
+          <w:sz w:val="24"/>
+        </w:rPr>
+        <w:t xml:space="preserve">Средний балл за весь период: </w:t>
+      </w:r>
+      <w:proofErr w:type="gramStart"/>
+      <w:r>
+        <w:rPr>
+          <w:rFonts w:ascii="Bahnschrift SemiLight" w:hAnsi="Bahnschrift SemiLight"/>
+          <w:sz w:val="24"/>
+        </w:rPr>
+        <w:t xml:space="preserve">{{ </w:t>
+      </w:r>
+      <w:proofErr w:type="spellStart"/>
+      <w:r>
+        <w:rPr>
+          <w:rFonts w:ascii="Bahnschrift SemiLight" w:hAnsi="Bahnschrift SemiLight"/>
+          <w:sz w:val="24"/>
+        </w:rPr>
+        <w:t>overall</w:t>
+      </w:r>
+      <w:proofErr w:type="gramEnd"/>
+      <w:r>
+        <w:rPr>
+          <w:rFonts w:ascii="Bahnschrift SemiLight" w:hAnsi="Bahnschrift SemiLight"/>
+          <w:sz w:val="24"/>
+        </w:rPr>
+        <w:t>_avg_grade</w:t>
+      </w:r>
+      <w:proofErr w:type="spellEnd"/>
+      <w:r>
+        <w:rPr>
+          <w:rFonts w:ascii="Bahnschrift SemiLight" w:hAnsi="Bahnschrift SemiLight"/>
+          <w:sz w:val="24"/>
+        </w:rPr>
+        <w:t xml:space="preserve"> }}</w:t>
+      </w:r>
     </w:p>
     <w:p>
       <w:pPr>
@@ -1043,34 +1421,94 @@
         <w:rPr>
           <w:rFonts w:ascii="Bahnschrift SemiLight" w:hAnsi="Bahnschrift SemiLight"/>
           <w:sz w:val="24"/>
-          <w:lang w:val="en-US"/>
-        </w:rPr>
-      </w:pPr>
-      <w:r>
-        <w:rPr>
-          <w:rFonts w:ascii="Bahnschrift SemiLight" w:hAnsi="Bahnschrift SemiLight"/>
-          <w:sz w:val="24"/>
-          <w:lang w:val="en-US"/>
-        </w:rPr>
-        <w:t xml:space="preserve">{% </w:t>
+        </w:rPr>
+      </w:pPr>
+      <w:r>
+        <w:rPr>
+          <w:rFonts w:ascii="Bahnschrift SemiLight" w:hAnsi="Bahnschrift SemiLight"/>
+          <w:sz w:val="24"/>
+        </w:rPr>
+        <w:t xml:space="preserve">Всего дисциплин: </w:t>
+      </w:r>
+      <w:proofErr w:type="gramStart"/>
+      <w:r>
+        <w:rPr>
+          <w:rFonts w:ascii="Bahnschrift SemiLight" w:hAnsi="Bahnschrift SemiLight"/>
+          <w:sz w:val="24"/>
+        </w:rPr>
+        <w:t xml:space="preserve">{{ </w:t>
       </w:r>
       <w:proofErr w:type="spellStart"/>
       <w:r>
         <w:rPr>
           <w:rFonts w:ascii="Bahnschrift SemiLight" w:hAnsi="Bahnschrift SemiLight"/>
           <w:sz w:val="24"/>
-          <w:lang w:val="en-US"/>
-        </w:rPr>
-        <w:t>endfor</w:t>
+        </w:rPr>
+        <w:t>total</w:t>
+      </w:r>
+      <w:proofErr w:type="gramEnd"/>
+      <w:r>
+        <w:rPr>
+          <w:rFonts w:ascii="Bahnschrift SemiLight" w:hAnsi="Bahnschrift SemiLight"/>
+          <w:sz w:val="24"/>
+        </w:rPr>
+        <w:t>_disciplines</w:t>
       </w:r>
       <w:proofErr w:type="spellEnd"/>
       <w:r>
         <w:rPr>
           <w:rFonts w:ascii="Bahnschrift SemiLight" w:hAnsi="Bahnschrift SemiLight"/>
           <w:sz w:val="24"/>
-          <w:lang w:val="en-US"/>
-        </w:rPr>
-        <w:t xml:space="preserve"> %}</w:t>
+        </w:rPr>
+        <w:t xml:space="preserve"> }}</w:t>
+      </w:r>
+    </w:p>
+    <w:p>
+      <w:pPr>
+        <w:jc w:val="both"/>
+        <w:rPr>
+          <w:rFonts w:ascii="Bahnschrift SemiLight" w:hAnsi="Bahnschrift SemiLight"/>
+          <w:sz w:val="24"/>
+        </w:rPr>
+      </w:pPr>
+      <w:r>
+        <w:rPr>
+          <w:rFonts w:ascii="Bahnschrift SemiLight" w:hAnsi="Bahnschrift SemiLight"/>
+          <w:sz w:val="24"/>
+        </w:rPr>
+        <w:t xml:space="preserve">Сдано дисциплин: </w:t>
+      </w:r>
+      <w:proofErr w:type="gramStart"/>
+      <w:r>
+        <w:rPr>
+          <w:rFonts w:ascii="Bahnschrift SemiLight" w:hAnsi="Bahnschrift SemiLight"/>
+          <w:sz w:val="24"/>
+        </w:rPr>
+        <w:t xml:space="preserve">{{ </w:t>
+      </w:r>
+      <w:proofErr w:type="spellStart"/>
+      <w:r>
+        <w:rPr>
+          <w:rFonts w:ascii="Bahnschrift SemiLight" w:hAnsi="Bahnschrift SemiLight"/>
+          <w:sz w:val="24"/>
+        </w:rPr>
+        <w:t>total</w:t>
+      </w:r>
+      <w:proofErr w:type="gramEnd"/>
+      <w:r>
+        <w:rPr>
+          <w:rFonts w:ascii="Bahnschrift SemiLight" w:hAnsi="Bahnschrift SemiLight"/>
+          <w:sz w:val="24"/>
+        </w:rPr>
+        <w:t>_passed</w:t>
+      </w:r>
+      <w:proofErr w:type="spellEnd"/>
+      <w:r>
+        <w:rPr>
+          <w:rFonts w:ascii="Bahnschrift SemiLight" w:hAnsi="Bahnschrift SemiLight"/>
+          <w:sz w:val="24"/>
+        </w:rPr>
+        <w:t xml:space="preserve"> }}</w:t>
       </w:r>
     </w:p>
     <w:sectPr>
